--- a/Calendario2026/Ejercicios/E6_DHCP_Centralizado/Ejercicio6.docx
+++ b/Calendario2026/Ejercicios/E6_DHCP_Centralizado/Ejercicio6.docx
@@ -4,7 +4,7 @@
   <w:body>
     <w:p>
       <w:pPr>
-        <w:pStyle w:val="BodyText"/>
+        <w:pStyle w:val="Textoindependiente"/>
         <w:spacing w:before="45"/>
         <w:ind w:left="0" w:right="121"/>
         <w:jc w:val="center"/>
@@ -219,7 +219,7 @@
     </w:p>
     <w:p>
       <w:pPr>
-        <w:pStyle w:val="BodyText"/>
+        <w:pStyle w:val="Textoindependiente"/>
         <w:spacing w:before="45"/>
         <w:ind w:left="0" w:right="121"/>
         <w:jc w:val="center"/>
@@ -234,7 +234,7 @@
     </w:p>
     <w:p>
       <w:pPr>
-        <w:pStyle w:val="BodyText"/>
+        <w:pStyle w:val="Textoindependiente"/>
         <w:spacing w:before="45"/>
         <w:ind w:left="0" w:right="121"/>
         <w:jc w:val="center"/>
@@ -249,7 +249,7 @@
     </w:p>
     <w:p>
       <w:pPr>
-        <w:pStyle w:val="BodyText"/>
+        <w:pStyle w:val="Textoindependiente"/>
         <w:spacing w:before="0"/>
         <w:ind w:left="0" w:right="119"/>
         <w:jc w:val="center"/>
@@ -264,7 +264,7 @@
     </w:p>
     <w:p>
       <w:pPr>
-        <w:pStyle w:val="BodyText"/>
+        <w:pStyle w:val="Textoindependiente"/>
         <w:spacing w:before="45"/>
         <w:ind w:left="0" w:right="121"/>
         <w:jc w:val="center"/>
@@ -379,7 +379,7 @@
     </w:p>
     <w:p>
       <w:pPr>
-        <w:pStyle w:val="BodyText"/>
+        <w:pStyle w:val="Textoindependiente"/>
         <w:spacing w:before="45"/>
         <w:ind w:left="0" w:right="121"/>
         <w:jc w:val="center"/>
@@ -426,7 +426,7 @@
     </w:p>
     <w:p>
       <w:pPr>
-        <w:pStyle w:val="Heading1"/>
+        <w:pStyle w:val="Ttulo1"/>
         <w:spacing w:before="0"/>
         <w:ind w:left="0" w:right="113"/>
         <w:jc w:val="both"/>
@@ -490,7 +490,7 @@
     </w:p>
     <w:p>
       <w:pPr>
-        <w:pStyle w:val="Heading1"/>
+        <w:pStyle w:val="Ttulo1"/>
         <w:spacing w:before="0"/>
         <w:ind w:left="0" w:right="113"/>
         <w:jc w:val="both"/>
@@ -985,7 +985,7 @@
     </w:p>
     <w:p>
       <w:pPr>
-        <w:pStyle w:val="Heading1"/>
+        <w:pStyle w:val="Ttulo1"/>
         <w:spacing w:before="0"/>
         <w:ind w:left="0" w:right="113"/>
         <w:jc w:val="both"/>
@@ -1002,7 +1002,7 @@
     </w:p>
     <w:p>
       <w:pPr>
-        <w:pStyle w:val="Heading1"/>
+        <w:pStyle w:val="Ttulo1"/>
         <w:spacing w:before="0"/>
         <w:ind w:left="0" w:right="113"/>
         <w:jc w:val="both"/>
@@ -1019,7 +1019,7 @@
     </w:p>
     <w:p>
       <w:pPr>
-        <w:pStyle w:val="Heading1"/>
+        <w:pStyle w:val="Ttulo1"/>
         <w:spacing w:before="0"/>
         <w:ind w:left="0" w:right="113"/>
         <w:jc w:val="both"/>
@@ -1036,7 +1036,7 @@
     </w:p>
     <w:p>
       <w:pPr>
-        <w:pStyle w:val="Heading1"/>
+        <w:pStyle w:val="Ttulo1"/>
         <w:spacing w:before="0"/>
         <w:ind w:left="0" w:right="113"/>
         <w:jc w:val="both"/>
@@ -1053,7 +1053,7 @@
     </w:p>
     <w:p>
       <w:pPr>
-        <w:pStyle w:val="Heading1"/>
+        <w:pStyle w:val="Ttulo1"/>
         <w:spacing w:before="0"/>
         <w:ind w:left="0" w:right="113"/>
         <w:jc w:val="both"/>
@@ -1070,7 +1070,7 @@
     </w:p>
     <w:p>
       <w:pPr>
-        <w:pStyle w:val="Heading1"/>
+        <w:pStyle w:val="Ttulo1"/>
         <w:spacing w:before="0"/>
         <w:ind w:left="0" w:right="113"/>
         <w:jc w:val="both"/>
@@ -1087,7 +1087,7 @@
     </w:p>
     <w:p>
       <w:pPr>
-        <w:pStyle w:val="Heading1"/>
+        <w:pStyle w:val="Ttulo1"/>
         <w:spacing w:before="0"/>
         <w:ind w:left="0" w:right="113"/>
         <w:jc w:val="both"/>
@@ -1104,7 +1104,7 @@
     </w:p>
     <w:p>
       <w:pPr>
-        <w:pStyle w:val="Heading1"/>
+        <w:pStyle w:val="Ttulo1"/>
         <w:spacing w:before="0"/>
         <w:ind w:left="0" w:right="113"/>
         <w:jc w:val="both"/>
@@ -1121,7 +1121,7 @@
     </w:p>
     <w:p>
       <w:pPr>
-        <w:pStyle w:val="Heading1"/>
+        <w:pStyle w:val="Ttulo1"/>
         <w:spacing w:before="0"/>
         <w:ind w:left="0" w:right="113"/>
         <w:jc w:val="both"/>
@@ -1138,7 +1138,7 @@
     </w:p>
     <w:p>
       <w:pPr>
-        <w:pStyle w:val="Heading1"/>
+        <w:pStyle w:val="Ttulo1"/>
         <w:spacing w:before="0"/>
         <w:ind w:left="0" w:right="113"/>
         <w:jc w:val="both"/>
@@ -1155,7 +1155,7 @@
     </w:p>
     <w:p>
       <w:pPr>
-        <w:pStyle w:val="Heading1"/>
+        <w:pStyle w:val="Ttulo1"/>
         <w:spacing w:before="0"/>
         <w:ind w:left="0" w:right="113"/>
         <w:jc w:val="both"/>
@@ -1172,7 +1172,7 @@
     </w:p>
     <w:p>
       <w:pPr>
-        <w:pStyle w:val="Heading1"/>
+        <w:pStyle w:val="Ttulo1"/>
         <w:spacing w:before="0"/>
         <w:ind w:left="0" w:right="113"/>
         <w:jc w:val="both"/>
@@ -1189,7 +1189,7 @@
     </w:p>
     <w:p>
       <w:pPr>
-        <w:pStyle w:val="Heading1"/>
+        <w:pStyle w:val="Ttulo1"/>
         <w:spacing w:before="0"/>
         <w:ind w:left="0" w:right="113"/>
         <w:jc w:val="both"/>
@@ -1206,7 +1206,7 @@
     </w:p>
     <w:p>
       <w:pPr>
-        <w:pStyle w:val="Heading1"/>
+        <w:pStyle w:val="Ttulo1"/>
         <w:spacing w:before="0"/>
         <w:ind w:left="0" w:right="113"/>
         <w:jc w:val="both"/>
@@ -1223,7 +1223,7 @@
     </w:p>
     <w:p>
       <w:pPr>
-        <w:pStyle w:val="Heading1"/>
+        <w:pStyle w:val="Ttulo1"/>
         <w:spacing w:before="0"/>
         <w:ind w:left="0" w:right="113"/>
         <w:jc w:val="both"/>
@@ -1240,7 +1240,7 @@
     </w:p>
     <w:p>
       <w:pPr>
-        <w:pStyle w:val="Heading1"/>
+        <w:pStyle w:val="Ttulo1"/>
         <w:spacing w:before="0"/>
         <w:ind w:left="0" w:right="113"/>
         <w:jc w:val="both"/>
@@ -1257,7 +1257,7 @@
     </w:p>
     <w:p>
       <w:pPr>
-        <w:pStyle w:val="ListParagraph"/>
+        <w:pStyle w:val="Prrafodelista"/>
         <w:numPr>
           <w:ilvl w:val="0"/>
           <w:numId w:val="20"/>
@@ -1296,7 +1296,7 @@
     </w:p>
     <w:p>
       <w:pPr>
-        <w:pStyle w:val="ListParagraph"/>
+        <w:pStyle w:val="Prrafodelista"/>
         <w:numPr>
           <w:ilvl w:val="0"/>
           <w:numId w:val="20"/>
@@ -1367,7 +1367,23 @@
           <w:sz w:val="22"/>
           <w:lang w:val="es-MX"/>
         </w:rPr>
-        <w:t>Excluye la IP de los default Gateway y del servidor Bosh.</w:t>
+        <w:t xml:space="preserve">Excluye la IP </w:t>
+      </w:r>
+      <w:proofErr w:type="gramStart"/>
+      <w:r>
+        <w:rPr>
+          <w:sz w:val="22"/>
+          <w:lang w:val="es-MX"/>
+        </w:rPr>
+        <w:t>de los default</w:t>
+      </w:r>
+      <w:proofErr w:type="gramEnd"/>
+      <w:r>
+        <w:rPr>
+          <w:sz w:val="22"/>
+          <w:lang w:val="es-MX"/>
+        </w:rPr>
+        <w:t xml:space="preserve"> Gateway y del servidor Bosh.</w:t>
       </w:r>
     </w:p>
     <w:p>
@@ -1481,7 +1497,7 @@
     </w:p>
     <w:p>
       <w:pPr>
-        <w:pStyle w:val="ListParagraph"/>
+        <w:pStyle w:val="Prrafodelista"/>
         <w:numPr>
           <w:ilvl w:val="0"/>
           <w:numId w:val="20"/>
@@ -1600,7 +1616,7 @@
     </w:p>
     <w:p>
       <w:pPr>
-        <w:pStyle w:val="ListParagraph"/>
+        <w:pStyle w:val="Prrafodelista"/>
         <w:numPr>
           <w:ilvl w:val="0"/>
           <w:numId w:val="20"/>
@@ -1698,7 +1714,23 @@
           <w:rFonts w:ascii="Arial" w:hAnsi="Arial" w:cs="Arial"/>
           <w:spacing w:val="-1"/>
         </w:rPr>
-        <w:t xml:space="preserve"> la interface correspondiente en </w:t>
+        <w:t xml:space="preserve"> la </w:t>
+      </w:r>
+      <w:proofErr w:type="gramStart"/>
+      <w:r>
+        <w:rPr>
+          <w:rFonts w:ascii="Arial" w:hAnsi="Arial" w:cs="Arial"/>
+          <w:spacing w:val="-1"/>
+        </w:rPr>
+        <w:t>interface</w:t>
+      </w:r>
+      <w:proofErr w:type="gramEnd"/>
+      <w:r>
+        <w:rPr>
+          <w:rFonts w:ascii="Arial" w:hAnsi="Arial" w:cs="Arial"/>
+          <w:spacing w:val="-1"/>
+        </w:rPr>
+        <w:t xml:space="preserve"> correspondiente en </w:t>
       </w:r>
       <w:r>
         <w:rPr>
@@ -1749,7 +1781,7 @@
     </w:p>
     <w:p>
       <w:pPr>
-        <w:pStyle w:val="ListParagraph"/>
+        <w:pStyle w:val="Prrafodelista"/>
         <w:numPr>
           <w:ilvl w:val="0"/>
           <w:numId w:val="20"/>
@@ -1847,7 +1879,23 @@
           <w:rFonts w:ascii="Arial" w:hAnsi="Arial" w:cs="Arial"/>
           <w:spacing w:val="-1"/>
         </w:rPr>
-        <w:t xml:space="preserve"> la interface correspondiente en</w:t>
+        <w:t xml:space="preserve"> la </w:t>
+      </w:r>
+      <w:proofErr w:type="gramStart"/>
+      <w:r>
+        <w:rPr>
+          <w:rFonts w:ascii="Arial" w:hAnsi="Arial" w:cs="Arial"/>
+          <w:spacing w:val="-1"/>
+        </w:rPr>
+        <w:t>interface</w:t>
+      </w:r>
+      <w:proofErr w:type="gramEnd"/>
+      <w:r>
+        <w:rPr>
+          <w:rFonts w:ascii="Arial" w:hAnsi="Arial" w:cs="Arial"/>
+          <w:spacing w:val="-1"/>
+        </w:rPr>
+        <w:t xml:space="preserve"> correspondiente en</w:t>
       </w:r>
       <w:r>
         <w:rPr>
@@ -1905,7 +1953,7 @@
     </w:p>
     <w:p>
       <w:pPr>
-        <w:pStyle w:val="ListParagraph"/>
+        <w:pStyle w:val="Prrafodelista"/>
         <w:numPr>
           <w:ilvl w:val="0"/>
           <w:numId w:val="20"/>
@@ -1952,7 +2000,7 @@
     </w:p>
     <w:p>
       <w:pPr>
-        <w:pStyle w:val="ListParagraph"/>
+        <w:pStyle w:val="Prrafodelista"/>
         <w:numPr>
           <w:ilvl w:val="0"/>
           <w:numId w:val="20"/>
@@ -1974,7 +2022,7 @@
     </w:p>
     <w:p>
       <w:pPr>
-        <w:pStyle w:val="ListParagraph"/>
+        <w:pStyle w:val="Prrafodelista"/>
         <w:numPr>
           <w:ilvl w:val="0"/>
           <w:numId w:val="20"/>
@@ -1996,7 +2044,7 @@
     </w:p>
     <w:p>
       <w:pPr>
-        <w:pStyle w:val="ListParagraph"/>
+        <w:pStyle w:val="Prrafodelista"/>
         <w:numPr>
           <w:ilvl w:val="0"/>
           <w:numId w:val="20"/>
@@ -2019,7 +2067,7 @@
     </w:p>
     <w:p>
       <w:pPr>
-        <w:pStyle w:val="Heading1"/>
+        <w:pStyle w:val="Ttulo1"/>
         <w:spacing w:before="120" w:line="360" w:lineRule="exact"/>
         <w:ind w:left="0" w:right="113"/>
         <w:jc w:val="both"/>
@@ -7444,7 +7492,7 @@
       <w:lang w:val="es-MX"/>
     </w:rPr>
   </w:style>
-  <w:style w:type="paragraph" w:styleId="Heading1">
+  <w:style w:type="paragraph" w:styleId="Ttulo1">
     <w:name w:val="heading 1"/>
     <w:basedOn w:val="Normal"/>
     <w:uiPriority w:val="9"/>
@@ -7460,7 +7508,7 @@
       <w:szCs w:val="28"/>
     </w:rPr>
   </w:style>
-  <w:style w:type="paragraph" w:styleId="Heading2">
+  <w:style w:type="paragraph" w:styleId="Ttulo2">
     <w:name w:val="heading 2"/>
     <w:basedOn w:val="Normal"/>
     <w:uiPriority w:val="9"/>
@@ -7479,7 +7527,7 @@
       <w:szCs w:val="24"/>
     </w:rPr>
   </w:style>
-  <w:style w:type="paragraph" w:styleId="Heading3">
+  <w:style w:type="paragraph" w:styleId="Ttulo3">
     <w:name w:val="heading 3"/>
     <w:basedOn w:val="Normal"/>
     <w:uiPriority w:val="9"/>
@@ -7495,7 +7543,7 @@
       <w:szCs w:val="24"/>
     </w:rPr>
   </w:style>
-  <w:style w:type="paragraph" w:styleId="Heading4">
+  <w:style w:type="paragraph" w:styleId="Ttulo4">
     <w:name w:val="heading 4"/>
     <w:basedOn w:val="Normal"/>
     <w:uiPriority w:val="9"/>
@@ -7509,7 +7557,7 @@
       <w:rFonts w:ascii="Arial" w:eastAsia="Arial" w:hAnsi="Arial"/>
     </w:rPr>
   </w:style>
-  <w:style w:type="paragraph" w:styleId="Heading5">
+  <w:style w:type="paragraph" w:styleId="Ttulo5">
     <w:name w:val="heading 5"/>
     <w:basedOn w:val="Normal"/>
     <w:uiPriority w:val="9"/>
@@ -7528,7 +7576,7 @@
       <w:szCs w:val="20"/>
     </w:rPr>
   </w:style>
-  <w:style w:type="paragraph" w:styleId="Heading6">
+  <w:style w:type="paragraph" w:styleId="Ttulo6">
     <w:name w:val="heading 6"/>
     <w:basedOn w:val="Normal"/>
     <w:uiPriority w:val="9"/>
@@ -7547,13 +7595,13 @@
       <w:szCs w:val="18"/>
     </w:rPr>
   </w:style>
-  <w:style w:type="character" w:default="1" w:styleId="DefaultParagraphFont">
+  <w:style w:type="character" w:default="1" w:styleId="Fuentedeprrafopredeter">
     <w:name w:val="Default Paragraph Font"/>
     <w:uiPriority w:val="1"/>
     <w:semiHidden/>
     <w:unhideWhenUsed/>
   </w:style>
-  <w:style w:type="table" w:default="1" w:styleId="TableNormal">
+  <w:style w:type="table" w:default="1" w:styleId="Tablanormal">
     <w:name w:val="Normal Table"/>
     <w:uiPriority w:val="99"/>
     <w:semiHidden/>
@@ -7568,7 +7616,7 @@
       </w:tblCellMar>
     </w:tblPr>
   </w:style>
-  <w:style w:type="numbering" w:default="1" w:styleId="NoList">
+  <w:style w:type="numbering" w:default="1" w:styleId="Sinlista">
     <w:name w:val="No List"/>
     <w:uiPriority w:val="99"/>
     <w:semiHidden/>
@@ -7590,7 +7638,7 @@
       </w:tblCellMar>
     </w:tblPr>
   </w:style>
-  <w:style w:type="paragraph" w:styleId="TOC1">
+  <w:style w:type="paragraph" w:styleId="TDC1">
     <w:name w:val="toc 1"/>
     <w:basedOn w:val="Normal"/>
     <w:uiPriority w:val="1"/>
@@ -7605,7 +7653,7 @@
       <w:szCs w:val="18"/>
     </w:rPr>
   </w:style>
-  <w:style w:type="paragraph" w:styleId="TOC2">
+  <w:style w:type="paragraph" w:styleId="TDC2">
     <w:name w:val="toc 2"/>
     <w:basedOn w:val="Normal"/>
     <w:uiPriority w:val="1"/>
@@ -7621,7 +7669,7 @@
       <w:i/>
     </w:rPr>
   </w:style>
-  <w:style w:type="paragraph" w:styleId="TOC3">
+  <w:style w:type="paragraph" w:styleId="TDC3">
     <w:name w:val="toc 3"/>
     <w:basedOn w:val="Normal"/>
     <w:uiPriority w:val="1"/>
@@ -7636,7 +7684,7 @@
       <w:szCs w:val="18"/>
     </w:rPr>
   </w:style>
-  <w:style w:type="paragraph" w:styleId="BodyText">
+  <w:style w:type="paragraph" w:styleId="Textoindependiente">
     <w:name w:val="Body Text"/>
     <w:basedOn w:val="Normal"/>
     <w:uiPriority w:val="1"/>
@@ -7651,7 +7699,7 @@
       <w:szCs w:val="18"/>
     </w:rPr>
   </w:style>
-  <w:style w:type="paragraph" w:styleId="ListParagraph">
+  <w:style w:type="paragraph" w:styleId="Prrafodelista">
     <w:name w:val="List Paragraph"/>
     <w:basedOn w:val="Normal"/>
     <w:uiPriority w:val="34"/>
@@ -7663,10 +7711,10 @@
     <w:uiPriority w:val="1"/>
     <w:qFormat/>
   </w:style>
-  <w:style w:type="paragraph" w:styleId="Header">
+  <w:style w:type="paragraph" w:styleId="Encabezado">
     <w:name w:val="header"/>
     <w:basedOn w:val="Normal"/>
-    <w:link w:val="HeaderChar"/>
+    <w:link w:val="EncabezadoCar"/>
     <w:uiPriority w:val="99"/>
     <w:unhideWhenUsed/>
     <w:rsid w:val="00541679"/>
@@ -7677,20 +7725,20 @@
       </w:tabs>
     </w:pPr>
   </w:style>
-  <w:style w:type="character" w:customStyle="1" w:styleId="HeaderChar">
-    <w:name w:val="Header Char"/>
-    <w:basedOn w:val="DefaultParagraphFont"/>
-    <w:link w:val="Header"/>
+  <w:style w:type="character" w:customStyle="1" w:styleId="EncabezadoCar">
+    <w:name w:val="Encabezado Car"/>
+    <w:basedOn w:val="Fuentedeprrafopredeter"/>
+    <w:link w:val="Encabezado"/>
     <w:uiPriority w:val="99"/>
     <w:rsid w:val="00541679"/>
     <w:rPr>
       <w:lang w:val="es-MX"/>
     </w:rPr>
   </w:style>
-  <w:style w:type="paragraph" w:styleId="Footer">
+  <w:style w:type="paragraph" w:styleId="Piedepgina">
     <w:name w:val="footer"/>
     <w:basedOn w:val="Normal"/>
-    <w:link w:val="FooterChar"/>
+    <w:link w:val="PiedepginaCar"/>
     <w:uiPriority w:val="99"/>
     <w:unhideWhenUsed/>
     <w:rsid w:val="00541679"/>
@@ -7701,20 +7749,20 @@
       </w:tabs>
     </w:pPr>
   </w:style>
-  <w:style w:type="character" w:customStyle="1" w:styleId="FooterChar">
-    <w:name w:val="Footer Char"/>
-    <w:basedOn w:val="DefaultParagraphFont"/>
-    <w:link w:val="Footer"/>
+  <w:style w:type="character" w:customStyle="1" w:styleId="PiedepginaCar">
+    <w:name w:val="Pie de página Car"/>
+    <w:basedOn w:val="Fuentedeprrafopredeter"/>
+    <w:link w:val="Piedepgina"/>
     <w:uiPriority w:val="99"/>
     <w:rsid w:val="00541679"/>
     <w:rPr>
       <w:lang w:val="es-MX"/>
     </w:rPr>
   </w:style>
-  <w:style w:type="paragraph" w:styleId="HTMLPreformatted">
+  <w:style w:type="paragraph" w:styleId="HTMLconformatoprevio">
     <w:name w:val="HTML Preformatted"/>
     <w:basedOn w:val="Normal"/>
-    <w:link w:val="HTMLPreformattedChar"/>
+    <w:link w:val="HTMLconformatoprevioCar"/>
     <w:uiPriority w:val="99"/>
     <w:semiHidden/>
     <w:unhideWhenUsed/>
@@ -7747,10 +7795,10 @@
       <w:lang w:eastAsia="es-MX"/>
     </w:rPr>
   </w:style>
-  <w:style w:type="character" w:customStyle="1" w:styleId="HTMLPreformattedChar">
-    <w:name w:val="HTML Preformatted Char"/>
-    <w:basedOn w:val="DefaultParagraphFont"/>
-    <w:link w:val="HTMLPreformatted"/>
+  <w:style w:type="character" w:customStyle="1" w:styleId="HTMLconformatoprevioCar">
+    <w:name w:val="HTML con formato previo Car"/>
+    <w:basedOn w:val="Fuentedeprrafopredeter"/>
+    <w:link w:val="HTMLconformatoprevio"/>
     <w:uiPriority w:val="99"/>
     <w:semiHidden/>
     <w:rsid w:val="00746B44"/>
@@ -7763,7 +7811,7 @@
   </w:style>
   <w:style w:type="character" w:customStyle="1" w:styleId="y2iqfc">
     <w:name w:val="y2iqfc"/>
-    <w:basedOn w:val="DefaultParagraphFont"/>
+    <w:basedOn w:val="Fuentedeprrafopredeter"/>
     <w:rsid w:val="00746B44"/>
   </w:style>
   <w:style w:type="character" w:customStyle="1" w:styleId="DevConfigGray">
@@ -7807,9 +7855,9 @@
       <w:shd w:val="clear" w:color="auto" w:fill="BFBFBF"/>
     </w:rPr>
   </w:style>
-  <w:style w:type="character" w:styleId="Strong">
+  <w:style w:type="character" w:styleId="Fuerte">
     <w:name w:val="Strong"/>
-    <w:basedOn w:val="DefaultParagraphFont"/>
+    <w:basedOn w:val="Fuentedeprrafopredeter"/>
     <w:uiPriority w:val="22"/>
     <w:qFormat/>
     <w:rsid w:val="008F76DE"/>
@@ -7889,7 +7937,7 @@
   </w:style>
   <w:style w:type="paragraph" w:customStyle="1" w:styleId="PartHead">
     <w:name w:val="Part Head"/>
-    <w:basedOn w:val="ListParagraph"/>
+    <w:basedOn w:val="Prrafodelista"/>
     <w:next w:val="BodyTextL25"/>
     <w:qFormat/>
     <w:rsid w:val="00547651"/>
@@ -7941,7 +7989,7 @@
   </w:style>
   <w:style w:type="table" w:customStyle="1" w:styleId="LabTableStyle">
     <w:name w:val="Lab_Table_Style"/>
-    <w:basedOn w:val="TableNormal"/>
+    <w:basedOn w:val="Tablanormal"/>
     <w:uiPriority w:val="99"/>
     <w:qFormat/>
     <w:rsid w:val="00547651"/>
@@ -8005,9 +8053,9 @@
       </w:tcPr>
     </w:tblStylePr>
   </w:style>
-  <w:style w:type="character" w:styleId="Hyperlink">
+  <w:style w:type="character" w:styleId="Hipervnculo">
     <w:name w:val="Hyperlink"/>
-    <w:basedOn w:val="DefaultParagraphFont"/>
+    <w:basedOn w:val="Fuentedeprrafopredeter"/>
     <w:uiPriority w:val="99"/>
     <w:unhideWhenUsed/>
     <w:rsid w:val="00FB565E"/>
@@ -8016,9 +8064,9 @@
       <w:u w:val="single"/>
     </w:rPr>
   </w:style>
-  <w:style w:type="character" w:styleId="UnresolvedMention">
+  <w:style w:type="character" w:styleId="Mencinsinresolver">
     <w:name w:val="Unresolved Mention"/>
-    <w:basedOn w:val="DefaultParagraphFont"/>
+    <w:basedOn w:val="Fuentedeprrafopredeter"/>
     <w:uiPriority w:val="99"/>
     <w:semiHidden/>
     <w:unhideWhenUsed/>
@@ -8030,7 +8078,7 @@
   </w:style>
   <w:style w:type="numbering" w:customStyle="1" w:styleId="PartStepSubStepList">
     <w:name w:val="Part_Step_SubStep_List"/>
-    <w:basedOn w:val="NoList"/>
+    <w:basedOn w:val="Sinlista"/>
     <w:uiPriority w:val="99"/>
     <w:rsid w:val="0096596F"/>
     <w:pPr>

--- a/Calendario2026/Ejercicios/E6_DHCP_Centralizado/Ejercicio6.docx
+++ b/Calendario2026/Ejercicios/E6_DHCP_Centralizado/Ejercicio6.docx
@@ -1367,23 +1367,66 @@
           <w:sz w:val="22"/>
           <w:lang w:val="es-MX"/>
         </w:rPr>
-        <w:t xml:space="preserve">Excluye la IP </w:t>
-      </w:r>
-      <w:proofErr w:type="gramStart"/>
-      <w:r>
-        <w:rPr>
+        <w:t xml:space="preserve">Excluye las direcciones IP del </w:t>
+      </w:r>
+      <w:r>
+        <w:rPr>
+          <w:b/>
+          <w:bCs/>
           <w:sz w:val="22"/>
           <w:lang w:val="es-MX"/>
         </w:rPr>
-        <w:t>de los default</w:t>
-      </w:r>
-      <w:proofErr w:type="gramEnd"/>
-      <w:r>
-        <w:rPr>
+        <w:t>D</w:t>
+      </w:r>
+      <w:r>
+        <w:rPr>
+          <w:b/>
+          <w:bCs/>
           <w:sz w:val="22"/>
           <w:lang w:val="es-MX"/>
         </w:rPr>
-        <w:t xml:space="preserve"> Gateway y del servidor Bosh.</w:t>
+        <w:t xml:space="preserve">efault </w:t>
+      </w:r>
+      <w:r>
+        <w:rPr>
+          <w:b/>
+          <w:bCs/>
+          <w:sz w:val="22"/>
+          <w:lang w:val="es-MX"/>
+        </w:rPr>
+        <w:t>G</w:t>
+      </w:r>
+      <w:r>
+        <w:rPr>
+          <w:b/>
+          <w:bCs/>
+          <w:sz w:val="22"/>
+          <w:lang w:val="es-MX"/>
+        </w:rPr>
+        <w:t>ateway</w:t>
+      </w:r>
+      <w:r>
+        <w:rPr>
+          <w:sz w:val="22"/>
+          <w:lang w:val="es-MX"/>
+        </w:rPr>
+        <w:t xml:space="preserve"> y del servidor </w:t>
+      </w:r>
+      <w:r>
+        <w:rPr>
+          <w:b/>
+          <w:bCs/>
+          <w:sz w:val="22"/>
+          <w:lang w:val="es-MX"/>
+        </w:rPr>
+        <w:t>Bosch</w:t>
+      </w:r>
+      <w:r>
+        <w:rPr>
+          <w:sz w:val="22"/>
+          <w:lang w:val="es-MX"/>
+        </w:rPr>
+        <w:t>.</w:t>
       </w:r>
     </w:p>
     <w:p>
@@ -1714,23 +1757,7 @@
           <w:rFonts w:ascii="Arial" w:hAnsi="Arial" w:cs="Arial"/>
           <w:spacing w:val="-1"/>
         </w:rPr>
-        <w:t xml:space="preserve"> la </w:t>
-      </w:r>
-      <w:proofErr w:type="gramStart"/>
-      <w:r>
-        <w:rPr>
-          <w:rFonts w:ascii="Arial" w:hAnsi="Arial" w:cs="Arial"/>
-          <w:spacing w:val="-1"/>
-        </w:rPr>
-        <w:t>interface</w:t>
-      </w:r>
-      <w:proofErr w:type="gramEnd"/>
-      <w:r>
-        <w:rPr>
-          <w:rFonts w:ascii="Arial" w:hAnsi="Arial" w:cs="Arial"/>
-          <w:spacing w:val="-1"/>
-        </w:rPr>
-        <w:t xml:space="preserve"> correspondiente en </w:t>
+        <w:t xml:space="preserve"> la interface correspondiente en </w:t>
       </w:r>
       <w:r>
         <w:rPr>
@@ -1879,23 +1906,7 @@
           <w:rFonts w:ascii="Arial" w:hAnsi="Arial" w:cs="Arial"/>
           <w:spacing w:val="-1"/>
         </w:rPr>
-        <w:t xml:space="preserve"> la </w:t>
-      </w:r>
-      <w:proofErr w:type="gramStart"/>
-      <w:r>
-        <w:rPr>
-          <w:rFonts w:ascii="Arial" w:hAnsi="Arial" w:cs="Arial"/>
-          <w:spacing w:val="-1"/>
-        </w:rPr>
-        <w:t>interface</w:t>
-      </w:r>
-      <w:proofErr w:type="gramEnd"/>
-      <w:r>
-        <w:rPr>
-          <w:rFonts w:ascii="Arial" w:hAnsi="Arial" w:cs="Arial"/>
-          <w:spacing w:val="-1"/>
-        </w:rPr>
-        <w:t xml:space="preserve"> correspondiente en</w:t>
+        <w:t xml:space="preserve"> la interface correspondiente en</w:t>
       </w:r>
       <w:r>
         <w:rPr>
@@ -7598,7 +7609,6 @@
   <w:style w:type="character" w:default="1" w:styleId="Fuentedeprrafopredeter">
     <w:name w:val="Default Paragraph Font"/>
     <w:uiPriority w:val="1"/>
-    <w:semiHidden/>
     <w:unhideWhenUsed/>
   </w:style>
   <w:style w:type="table" w:default="1" w:styleId="Tablanormal">
